--- a/backend_flask/plantillas_word/Anexo V Solicitud inicio FFE-actualizado.docx
+++ b/backend_flask/plantillas_word/Anexo V Solicitud inicio FFE-actualizado.docx
@@ -1,6 +1,6 @@
 
 <file path=word/document.xml><?xml version="1.0" encoding="utf-8"?>
-<w:document xmlns:wpc="http://schemas.microsoft.com/office/word/2010/wordprocessingCanvas" xmlns:cx="http://schemas.microsoft.com/office/drawing/2014/chartex" xmlns:cx1="http://schemas.microsoft.com/office/drawing/2015/9/8/chartex" xmlns:cx2="http://schemas.microsoft.com/office/drawing/2015/10/21/chartex" xmlns:cx3="http://schemas.microsoft.com/office/drawing/2016/5/9/chartex" xmlns:cx4="http://schemas.microsoft.com/office/drawing/2016/5/10/chartex" xmlns:cx5="http://schemas.microsoft.com/office/drawing/2016/5/11/chartex" xmlns:cx6="http://schemas.microsoft.com/office/drawing/2016/5/12/chartex" xmlns:cx7="http://schemas.microsoft.com/office/drawing/2016/5/13/chartex" xmlns:cx8="http://schemas.microsoft.com/office/drawing/2016/5/14/chartex" xmlns:mc="http://schemas.openxmlformats.org/markup-compatibility/2006" xmlns:aink="http://schemas.microsoft.com/office/drawing/2016/ink" xmlns:am3d="http://schemas.microsoft.com/office/drawing/2017/model3d" xmlns:o="urn:schemas-microsoft-com:office:office" xmlns:oel="http://schemas.microsoft.com/office/2019/extlst" xmlns:r="http://schemas.openxmlformats.org/officeDocument/2006/relationships" xmlns:m="http://schemas.openxmlformats.org/officeDocument/2006/math" xmlns:v="urn:schemas-microsoft-com:vml" xmlns:wp14="http://schemas.microsoft.com/office/word/2010/wordprocessingDrawing" xmlns:wp="http://schemas.openxmlformats.org/drawingml/2006/wordprocessingDrawing" xmlns:w10="urn:schemas-microsoft-com:office:word" xmlns:w="http://schemas.openxmlformats.org/wordprocessingml/2006/main" xmlns:w14="http://schemas.microsoft.com/office/word/2010/wordml" xmlns:w15="http://schemas.microsoft.com/office/word/2012/wordml" xmlns:w16cex="http://schemas.microsoft.com/office/word/2018/wordml/cex" xmlns:w16cid="http://schemas.microsoft.com/office/word/2016/wordml/cid" xmlns:w16="http://schemas.microsoft.com/office/word/2018/wordml" xmlns:w16du="http://schemas.microsoft.com/office/word/2023/wordml/word16du" xmlns:w16sdtdh="http://schemas.microsoft.com/office/word/2020/wordml/sdtdatahash" xmlns:w16sdtfl="http://schemas.microsoft.com/office/word/2024/wordml/sdtformatlock" xmlns:w16se="http://schemas.microsoft.com/office/word/2015/wordml/symex" xmlns:wpg="http://schemas.microsoft.com/office/word/2010/wordprocessingGroup" xmlns:wpi="http://schemas.microsoft.com/office/word/2010/wordprocessingInk" xmlns:wne="http://schemas.microsoft.com/office/word/2006/wordml" xmlns:wps="http://schemas.microsoft.com/office/word/2010/wordprocessingShape" mc:Ignorable="w14 w15 w16se w16cid w16 w16cex w16sdtdh w16sdtfl w16du wp14">
+<w:document xmlns:wpc="http://schemas.microsoft.com/office/word/2010/wordprocessingCanvas" xmlns:cx="http://schemas.microsoft.com/office/drawing/2014/chartex" xmlns:cx1="http://schemas.microsoft.com/office/drawing/2015/9/8/chartex" xmlns:cx2="http://schemas.microsoft.com/office/drawing/2015/10/21/chartex" xmlns:cx3="http://schemas.microsoft.com/office/drawing/2016/5/9/chartex" xmlns:cx4="http://schemas.microsoft.com/office/drawing/2016/5/10/chartex" xmlns:cx5="http://schemas.microsoft.com/office/drawing/2016/5/11/chartex" xmlns:cx6="http://schemas.microsoft.com/office/drawing/2016/5/12/chartex" xmlns:cx7="http://schemas.microsoft.com/office/drawing/2016/5/13/chartex" xmlns:cx8="http://schemas.microsoft.com/office/drawing/2016/5/14/chartex" xmlns:mc="http://schemas.openxmlformats.org/markup-compatibility/2006" xmlns:aink="http://schemas.microsoft.com/office/drawing/2016/ink" xmlns:am3d="http://schemas.microsoft.com/office/drawing/2017/model3d" xmlns:o="urn:schemas-microsoft-com:office:office" xmlns:r="http://schemas.openxmlformats.org/officeDocument/2006/relationships" xmlns:m="http://schemas.openxmlformats.org/officeDocument/2006/math" xmlns:v="urn:schemas-microsoft-com:vml" xmlns:wp14="http://schemas.microsoft.com/office/word/2010/wordprocessingDrawing" xmlns:wp="http://schemas.openxmlformats.org/drawingml/2006/wordprocessingDrawing" xmlns:w10="urn:schemas-microsoft-com:office:word" xmlns:w="http://schemas.openxmlformats.org/wordprocessingml/2006/main" xmlns:w14="http://schemas.microsoft.com/office/word/2010/wordml" xmlns:w15="http://schemas.microsoft.com/office/word/2012/wordml" xmlns:w16cex="http://schemas.microsoft.com/office/word/2018/wordml/cex" xmlns:w16cid="http://schemas.microsoft.com/office/word/2016/wordml/cid" xmlns:w16="http://schemas.microsoft.com/office/word/2018/wordml" xmlns:w16sdtdh="http://schemas.microsoft.com/office/word/2020/wordml/sdtdatahash" xmlns:w16se="http://schemas.microsoft.com/office/word/2015/wordml/symex" xmlns:wpg="http://schemas.microsoft.com/office/word/2010/wordprocessingGroup" xmlns:wpi="http://schemas.microsoft.com/office/word/2010/wordprocessingInk" xmlns:wne="http://schemas.microsoft.com/office/word/2006/wordml" xmlns:wps="http://schemas.microsoft.com/office/word/2010/wordprocessingShape" mc:Ignorable="w14 w15 w16se w16cid w16 w16cex w16sdtdh wp14">
   <w:body>
     <w:p>
       <w:pPr>
@@ -207,16 +207,16 @@
         <w:tblLook w:val="04A0" w:firstRow="1" w:lastRow="0" w:firstColumn="1" w:lastColumn="0" w:noHBand="0" w:noVBand="1"/>
       </w:tblPr>
       <w:tblGrid>
-        <w:gridCol w:w="2157"/>
-        <w:gridCol w:w="231"/>
-        <w:gridCol w:w="1259"/>
-        <w:gridCol w:w="1763"/>
-        <w:gridCol w:w="779"/>
-        <w:gridCol w:w="253"/>
-        <w:gridCol w:w="435"/>
-        <w:gridCol w:w="905"/>
-        <w:gridCol w:w="1607"/>
-        <w:gridCol w:w="1067"/>
+        <w:gridCol w:w="2148"/>
+        <w:gridCol w:w="244"/>
+        <w:gridCol w:w="1320"/>
+        <w:gridCol w:w="1754"/>
+        <w:gridCol w:w="769"/>
+        <w:gridCol w:w="244"/>
+        <w:gridCol w:w="426"/>
+        <w:gridCol w:w="896"/>
+        <w:gridCol w:w="1597"/>
+        <w:gridCol w:w="1058"/>
       </w:tblGrid>
       <w:tr>
         <w:tc>
@@ -299,9 +299,9 @@
             <w:placeholder>
               <w:docPart w:val="972DC1F784304DBA9E35FBECE18EA00B"/>
             </w:placeholder>
-            <w:showingPlcHdr/>
             <w:text/>
           </w:sdtPr>
+          <w:sdtEndPr/>
           <w:sdtContent>
             <w:tc>
               <w:tcPr>
@@ -318,11 +318,10 @@
                 </w:pPr>
                 <w:r>
                   <w:rPr>
-                    <w:rStyle w:val="Textodelmarcadordeposicin"/>
-                    <w:sz w:val="16"/>
-                    <w:szCs w:val="16"/>
+                    <w:sz w:val="20"/>
+                    <w:szCs w:val="20"/>
                   </w:rPr>
-                  <w:t>Introduzca el nombre del Centro Educativo</w:t>
+                  <w:t>[CENTRO_NOMBRE]</w:t>
                 </w:r>
               </w:p>
             </w:tc>
@@ -366,9 +365,9 @@
             <w:placeholder>
               <w:docPart w:val="2975E4EB2DFD438A9924125206D6B14B"/>
             </w:placeholder>
-            <w:showingPlcHdr/>
             <w:text/>
           </w:sdtPr>
+          <w:sdtEndPr/>
           <w:sdtContent>
             <w:tc>
               <w:tcPr>
@@ -388,11 +387,10 @@
                 </w:pPr>
                 <w:r>
                   <w:rPr>
-                    <w:rStyle w:val="Textodelmarcadordeposicin"/>
-                    <w:sz w:val="16"/>
-                    <w:szCs w:val="16"/>
+                    <w:sz w:val="20"/>
+                    <w:szCs w:val="20"/>
                   </w:rPr>
-                  <w:t>Introduzca el código del Centro</w:t>
+                  <w:t>[CENTRO_CODIGO]</w:t>
                 </w:r>
               </w:p>
             </w:tc>
@@ -435,9 +433,9 @@
             <w:placeholder>
               <w:docPart w:val="BD7CBB8E2A3A41EEB1D6E1CA6B4F206C"/>
             </w:placeholder>
-            <w:showingPlcHdr/>
             <w:text/>
           </w:sdtPr>
+          <w:sdtEndPr/>
           <w:sdtContent>
             <w:tc>
               <w:tcPr>
@@ -457,11 +455,10 @@
                 </w:pPr>
                 <w:r>
                   <w:rPr>
-                    <w:rStyle w:val="Textodelmarcadordeposicin"/>
-                    <w:sz w:val="16"/>
-                    <w:szCs w:val="16"/>
+                    <w:sz w:val="20"/>
+                    <w:szCs w:val="20"/>
                   </w:rPr>
-                  <w:t>CIF del Centro</w:t>
+                  <w:t>[CENTRO_NIF]</w:t>
                 </w:r>
               </w:p>
             </w:tc>
@@ -788,6 +785,7 @@
           <w:id w:val="-379550978"/>
           <w15:repeatingSection/>
         </w:sdtPr>
+        <w:sdtEndPr/>
         <w:sdtContent>
           <w:sdt>
             <w:sdtPr>
@@ -801,6 +799,7 @@
               </w:placeholder>
               <w15:repeatingSectionItem/>
             </w:sdtPr>
+            <w:sdtEndPr/>
             <w:sdtContent>
               <w:tr>
                 <w:tblPrEx>
@@ -834,16 +833,16 @@
                         <w:placeholder>
                           <w:docPart w:val="57A69D25982645F9AC7358BF58E86153"/>
                         </w:placeholder>
-                        <w:showingPlcHdr/>
                         <w:text/>
                       </w:sdtPr>
+                      <w:sdtEndPr/>
                       <w:sdtContent>
                         <w:r>
                           <w:rPr>
                             <w:sz w:val="18"/>
                             <w:szCs w:val="18"/>
                           </w:rPr>
-                          <w:t>Nombre del Ciclo/Curso</w:t>
+                          <w:t>[GRADOS_TUTOR]</w:t>
                         </w:r>
                       </w:sdtContent>
                     </w:sdt>
@@ -859,9 +858,9 @@
                     <w:placeholder>
                       <w:docPart w:val="84AA563C7FE4442F962EE5DB2CB98662"/>
                     </w:placeholder>
-                    <w:showingPlcHdr/>
                     <w:text/>
                   </w:sdtPr>
+                  <w:sdtEndPr/>
                   <w:sdtContent>
                     <w:tc>
                       <w:tcPr>
@@ -882,7 +881,7 @@
                             <w:sz w:val="18"/>
                             <w:szCs w:val="18"/>
                           </w:rPr>
-                          <w:t>Código</w:t>
+                          <w:t>[CODIGO_GRADO]</w:t>
                         </w:r>
                       </w:p>
                     </w:tc>
@@ -905,6 +904,7 @@
                       <w:listItem w:displayText="INTENSIVO" w:value="INTENSIVO"/>
                     </w:dropDownList>
                   </w:sdtPr>
+                  <w:sdtEndPr/>
                   <w:sdtContent>
                     <w:tc>
                       <w:tcPr>
@@ -955,9 +955,9 @@
                     <w:placeholder>
                       <w:docPart w:val="F76AC6D70D2E44FB80769E9FED3C16BD"/>
                     </w:placeholder>
-                    <w:showingPlcHdr/>
                     <w:text/>
                   </w:sdtPr>
+                  <w:sdtEndPr/>
                   <w:sdtContent>
                     <w:tc>
                       <w:tcPr>
@@ -978,37 +978,21 @@
                             <w:sz w:val="18"/>
                             <w:szCs w:val="18"/>
                           </w:rPr>
-                          <w:t>Número</w:t>
-                        </w:r>
-                        <w:r>
-                          <w:rPr>
-                            <w:rStyle w:val="Textodelmarcadordeposicin"/>
-                            <w:sz w:val="16"/>
-                            <w:szCs w:val="16"/>
-                          </w:rPr>
-                          <w:t xml:space="preserve"> </w:t>
+                          <w:t>[</w:t>
                         </w:r>
                         <w:r>
                           <w:rPr>
                             <w:sz w:val="18"/>
                             <w:szCs w:val="18"/>
                           </w:rPr>
-                          <w:t>Horas</w:t>
-                        </w:r>
-                        <w:r>
-                          <w:rPr>
-                            <w:rStyle w:val="Textodelmarcadordeposicin"/>
-                            <w:sz w:val="16"/>
-                            <w:szCs w:val="16"/>
-                          </w:rPr>
-                          <w:t xml:space="preserve"> </w:t>
+                          <w:t>H_DEF</w:t>
                         </w:r>
                         <w:r>
                           <w:rPr>
                             <w:sz w:val="18"/>
                             <w:szCs w:val="18"/>
                           </w:rPr>
-                          <w:t>FFE</w:t>
+                          <w:t>]</w:t>
                         </w:r>
                       </w:p>
                     </w:tc>
@@ -1032,6 +1016,7 @@
                       <w:listItem w:displayText="Otros" w:value="Otros"/>
                     </w:dropDownList>
                   </w:sdtPr>
+                  <w:sdtEndPr/>
                   <w:sdtContent>
                     <w:tc>
                       <w:tcPr>
@@ -1088,6 +1073,7 @@
                           <w:listItem w:displayText="SI" w:value="SI"/>
                         </w:dropDownList>
                       </w:sdtPr>
+                      <w:sdtEndPr/>
                       <w:sdtContent>
                         <w:r>
                           <w:rPr>
@@ -1126,6 +1112,7 @@
                         <w:showingPlcHdr/>
                         <w:text/>
                       </w:sdtPr>
+                      <w:sdtEndPr/>
                       <w:sdtContent>
                         <w:r>
                           <w:rPr>
@@ -1244,70 +1231,8 @@
           <w:sz w:val="20"/>
           <w:szCs w:val="20"/>
         </w:rPr>
-        <w:t xml:space="preserve">En </w:t>
+        <w:t>[LUGAR_FECHA]</w:t>
       </w:r>
-      <w:sdt>
-        <w:sdtPr>
-          <w:rPr>
-            <w:sz w:val="20"/>
-            <w:szCs w:val="20"/>
-          </w:rPr>
-          <w:alias w:val="Lugar Firma"/>
-          <w:tag w:val="Lugar Firma"/>
-          <w:id w:val="-1000961421"/>
-          <w:placeholder>
-            <w:docPart w:val="C9E448CA6D634387BF113EF791B6DB42"/>
-          </w:placeholder>
-          <w:showingPlcHdr/>
-          <w:text/>
-        </w:sdtPr>
-        <w:sdtContent>
-          <w:r>
-            <w:rPr>
-              <w:rStyle w:val="Textodelmarcadordeposicin"/>
-              <w:sz w:val="16"/>
-              <w:szCs w:val="16"/>
-            </w:rPr>
-            <w:t>Haga clic o pulse aquí para escribir texto.</w:t>
-          </w:r>
-        </w:sdtContent>
-      </w:sdt>
-      <w:r>
-        <w:rPr>
-          <w:sz w:val="20"/>
-          <w:szCs w:val="20"/>
-        </w:rPr>
-        <w:t xml:space="preserve"> a </w:t>
-      </w:r>
-      <w:sdt>
-        <w:sdtPr>
-          <w:rPr>
-            <w:sz w:val="20"/>
-            <w:szCs w:val="20"/>
-          </w:rPr>
-          <w:id w:val="-551153127"/>
-          <w:placeholder>
-            <w:docPart w:val="E43E9A6F2F52471C856163D6F3FF4FC5"/>
-          </w:placeholder>
-          <w:showingPlcHdr/>
-          <w:date w:fullDate="2025-02-14T00:00:00Z">
-            <w:dateFormat w:val="d' de 'MMMM' de 'yyyy"/>
-            <w:lid w:val="es-ES"/>
-            <w:storeMappedDataAs w:val="dateTime"/>
-            <w:calendar w:val="gregorian"/>
-          </w:date>
-        </w:sdtPr>
-        <w:sdtContent>
-          <w:r>
-            <w:rPr>
-              <w:rStyle w:val="Textodelmarcadordeposicin"/>
-              <w:sz w:val="16"/>
-              <w:szCs w:val="16"/>
-            </w:rPr>
-            <w:t>Haga clic aquí o pulse para escribir una fecha.</w:t>
-          </w:r>
-        </w:sdtContent>
-      </w:sdt>
     </w:p>
     <w:p>
       <w:pPr>
@@ -1345,17 +1270,16 @@
           <w:placeholder>
             <w:docPart w:val="5383FA53427D4D1C86D5838520B7078F"/>
           </w:placeholder>
-          <w:showingPlcHdr/>
           <w:text/>
         </w:sdtPr>
+        <w:sdtEndPr/>
         <w:sdtContent>
           <w:r>
             <w:rPr>
-              <w:rStyle w:val="Textodelmarcadordeposicin"/>
-              <w:sz w:val="16"/>
-              <w:szCs w:val="16"/>
-            </w:rPr>
-            <w:t>Haga clic o pulse aquí para escribir texto.</w:t>
+              <w:sz w:val="20"/>
+              <w:szCs w:val="20"/>
+            </w:rPr>
+            <w:t>[DIRECTOR_NOMBRE]</w:t>
           </w:r>
         </w:sdtContent>
       </w:sdt>
@@ -1489,6 +1413,7 @@
             <w:listItem w:displayText="ZAMORA" w:value="ZAMORA"/>
           </w:dropDownList>
         </w:sdtPr>
+        <w:sdtEndPr/>
         <w:sdtContent>
           <w:r>
             <w:rPr>
@@ -1524,7 +1449,7 @@
 </file>
 
 <file path=word/endnotes.xml><?xml version="1.0" encoding="utf-8"?>
-<w:endnotes xmlns:wpc="http://schemas.microsoft.com/office/word/2010/wordprocessingCanvas" xmlns:cx="http://schemas.microsoft.com/office/drawing/2014/chartex" xmlns:cx1="http://schemas.microsoft.com/office/drawing/2015/9/8/chartex" xmlns:cx2="http://schemas.microsoft.com/office/drawing/2015/10/21/chartex" xmlns:cx3="http://schemas.microsoft.com/office/drawing/2016/5/9/chartex" xmlns:cx4="http://schemas.microsoft.com/office/drawing/2016/5/10/chartex" xmlns:cx5="http://schemas.microsoft.com/office/drawing/2016/5/11/chartex" xmlns:cx6="http://schemas.microsoft.com/office/drawing/2016/5/12/chartex" xmlns:cx7="http://schemas.microsoft.com/office/drawing/2016/5/13/chartex" xmlns:cx8="http://schemas.microsoft.com/office/drawing/2016/5/14/chartex" xmlns:mc="http://schemas.openxmlformats.org/markup-compatibility/2006" xmlns:aink="http://schemas.microsoft.com/office/drawing/2016/ink" xmlns:am3d="http://schemas.microsoft.com/office/drawing/2017/model3d" xmlns:o="urn:schemas-microsoft-com:office:office" xmlns:oel="http://schemas.microsoft.com/office/2019/extlst" xmlns:r="http://schemas.openxmlformats.org/officeDocument/2006/relationships" xmlns:m="http://schemas.openxmlformats.org/officeDocument/2006/math" xmlns:v="urn:schemas-microsoft-com:vml" xmlns:wp14="http://schemas.microsoft.com/office/word/2010/wordprocessingDrawing" xmlns:wp="http://schemas.openxmlformats.org/drawingml/2006/wordprocessingDrawing" xmlns:w10="urn:schemas-microsoft-com:office:word" xmlns:w="http://schemas.openxmlformats.org/wordprocessingml/2006/main" xmlns:w14="http://schemas.microsoft.com/office/word/2010/wordml" xmlns:w15="http://schemas.microsoft.com/office/word/2012/wordml" xmlns:w16cex="http://schemas.microsoft.com/office/word/2018/wordml/cex" xmlns:w16cid="http://schemas.microsoft.com/office/word/2016/wordml/cid" xmlns:w16="http://schemas.microsoft.com/office/word/2018/wordml" xmlns:w16du="http://schemas.microsoft.com/office/word/2023/wordml/word16du" xmlns:w16sdtdh="http://schemas.microsoft.com/office/word/2020/wordml/sdtdatahash" xmlns:w16sdtfl="http://schemas.microsoft.com/office/word/2024/wordml/sdtformatlock" xmlns:w16se="http://schemas.microsoft.com/office/word/2015/wordml/symex" xmlns:wpg="http://schemas.microsoft.com/office/word/2010/wordprocessingGroup" xmlns:wpi="http://schemas.microsoft.com/office/word/2010/wordprocessingInk" xmlns:wne="http://schemas.microsoft.com/office/word/2006/wordml" xmlns:wps="http://schemas.microsoft.com/office/word/2010/wordprocessingShape" mc:Ignorable="w14 w15 w16se w16cid w16 w16cex w16sdtdh w16sdtfl w16du wp14">
+<w:endnotes xmlns:wpc="http://schemas.microsoft.com/office/word/2010/wordprocessingCanvas" xmlns:cx="http://schemas.microsoft.com/office/drawing/2014/chartex" xmlns:cx1="http://schemas.microsoft.com/office/drawing/2015/9/8/chartex" xmlns:cx2="http://schemas.microsoft.com/office/drawing/2015/10/21/chartex" xmlns:cx3="http://schemas.microsoft.com/office/drawing/2016/5/9/chartex" xmlns:cx4="http://schemas.microsoft.com/office/drawing/2016/5/10/chartex" xmlns:cx5="http://schemas.microsoft.com/office/drawing/2016/5/11/chartex" xmlns:cx6="http://schemas.microsoft.com/office/drawing/2016/5/12/chartex" xmlns:cx7="http://schemas.microsoft.com/office/drawing/2016/5/13/chartex" xmlns:cx8="http://schemas.microsoft.com/office/drawing/2016/5/14/chartex" xmlns:mc="http://schemas.openxmlformats.org/markup-compatibility/2006" xmlns:aink="http://schemas.microsoft.com/office/drawing/2016/ink" xmlns:am3d="http://schemas.microsoft.com/office/drawing/2017/model3d" xmlns:o="urn:schemas-microsoft-com:office:office" xmlns:r="http://schemas.openxmlformats.org/officeDocument/2006/relationships" xmlns:m="http://schemas.openxmlformats.org/officeDocument/2006/math" xmlns:v="urn:schemas-microsoft-com:vml" xmlns:wp14="http://schemas.microsoft.com/office/word/2010/wordprocessingDrawing" xmlns:wp="http://schemas.openxmlformats.org/drawingml/2006/wordprocessingDrawing" xmlns:w10="urn:schemas-microsoft-com:office:word" xmlns:w="http://schemas.openxmlformats.org/wordprocessingml/2006/main" xmlns:w14="http://schemas.microsoft.com/office/word/2010/wordml" xmlns:w15="http://schemas.microsoft.com/office/word/2012/wordml" xmlns:w16cex="http://schemas.microsoft.com/office/word/2018/wordml/cex" xmlns:w16cid="http://schemas.microsoft.com/office/word/2016/wordml/cid" xmlns:w16="http://schemas.microsoft.com/office/word/2018/wordml" xmlns:w16sdtdh="http://schemas.microsoft.com/office/word/2020/wordml/sdtdatahash" xmlns:w16se="http://schemas.microsoft.com/office/word/2015/wordml/symex" xmlns:wpg="http://schemas.microsoft.com/office/word/2010/wordprocessingGroup" xmlns:wpi="http://schemas.microsoft.com/office/word/2010/wordprocessingInk" xmlns:wne="http://schemas.microsoft.com/office/word/2006/wordml" xmlns:wps="http://schemas.microsoft.com/office/word/2010/wordprocessingShape" mc:Ignorable="w14 w15 w16se w16cid w16 w16cex w16sdtdh wp14">
   <w:endnote w:type="separator" w:id="-1">
     <w:p>
       <w:pPr>
@@ -1549,7 +1474,7 @@
 </file>
 
 <file path=word/footer1.xml><?xml version="1.0" encoding="utf-8"?>
-<w:ftr xmlns:wpc="http://schemas.microsoft.com/office/word/2010/wordprocessingCanvas" xmlns:cx="http://schemas.microsoft.com/office/drawing/2014/chartex" xmlns:cx1="http://schemas.microsoft.com/office/drawing/2015/9/8/chartex" xmlns:cx2="http://schemas.microsoft.com/office/drawing/2015/10/21/chartex" xmlns:cx3="http://schemas.microsoft.com/office/drawing/2016/5/9/chartex" xmlns:cx4="http://schemas.microsoft.com/office/drawing/2016/5/10/chartex" xmlns:cx5="http://schemas.microsoft.com/office/drawing/2016/5/11/chartex" xmlns:cx6="http://schemas.microsoft.com/office/drawing/2016/5/12/chartex" xmlns:cx7="http://schemas.microsoft.com/office/drawing/2016/5/13/chartex" xmlns:cx8="http://schemas.microsoft.com/office/drawing/2016/5/14/chartex" xmlns:mc="http://schemas.openxmlformats.org/markup-compatibility/2006" xmlns:aink="http://schemas.microsoft.com/office/drawing/2016/ink" xmlns:am3d="http://schemas.microsoft.com/office/drawing/2017/model3d" xmlns:o="urn:schemas-microsoft-com:office:office" xmlns:oel="http://schemas.microsoft.com/office/2019/extlst" xmlns:r="http://schemas.openxmlformats.org/officeDocument/2006/relationships" xmlns:m="http://schemas.openxmlformats.org/officeDocument/2006/math" xmlns:v="urn:schemas-microsoft-com:vml" xmlns:wp14="http://schemas.microsoft.com/office/word/2010/wordprocessingDrawing" xmlns:wp="http://schemas.openxmlformats.org/drawingml/2006/wordprocessingDrawing" xmlns:w10="urn:schemas-microsoft-com:office:word" xmlns:w="http://schemas.openxmlformats.org/wordprocessingml/2006/main" xmlns:w14="http://schemas.microsoft.com/office/word/2010/wordml" xmlns:w15="http://schemas.microsoft.com/office/word/2012/wordml" xmlns:w16cex="http://schemas.microsoft.com/office/word/2018/wordml/cex" xmlns:w16cid="http://schemas.microsoft.com/office/word/2016/wordml/cid" xmlns:w16="http://schemas.microsoft.com/office/word/2018/wordml" xmlns:w16du="http://schemas.microsoft.com/office/word/2023/wordml/word16du" xmlns:w16sdtdh="http://schemas.microsoft.com/office/word/2020/wordml/sdtdatahash" xmlns:w16sdtfl="http://schemas.microsoft.com/office/word/2024/wordml/sdtformatlock" xmlns:w16se="http://schemas.microsoft.com/office/word/2015/wordml/symex" xmlns:wpg="http://schemas.microsoft.com/office/word/2010/wordprocessingGroup" xmlns:wpi="http://schemas.microsoft.com/office/word/2010/wordprocessingInk" xmlns:wne="http://schemas.microsoft.com/office/word/2006/wordml" xmlns:wps="http://schemas.microsoft.com/office/word/2010/wordprocessingShape" mc:Ignorable="w14 w15 w16se w16cid w16 w16cex w16sdtdh w16sdtfl w16du wp14">
+<w:ftr xmlns:wpc="http://schemas.microsoft.com/office/word/2010/wordprocessingCanvas" xmlns:cx="http://schemas.microsoft.com/office/drawing/2014/chartex" xmlns:cx1="http://schemas.microsoft.com/office/drawing/2015/9/8/chartex" xmlns:cx2="http://schemas.microsoft.com/office/drawing/2015/10/21/chartex" xmlns:cx3="http://schemas.microsoft.com/office/drawing/2016/5/9/chartex" xmlns:cx4="http://schemas.microsoft.com/office/drawing/2016/5/10/chartex" xmlns:cx5="http://schemas.microsoft.com/office/drawing/2016/5/11/chartex" xmlns:cx6="http://schemas.microsoft.com/office/drawing/2016/5/12/chartex" xmlns:cx7="http://schemas.microsoft.com/office/drawing/2016/5/13/chartex" xmlns:cx8="http://schemas.microsoft.com/office/drawing/2016/5/14/chartex" xmlns:mc="http://schemas.openxmlformats.org/markup-compatibility/2006" xmlns:aink="http://schemas.microsoft.com/office/drawing/2016/ink" xmlns:am3d="http://schemas.microsoft.com/office/drawing/2017/model3d" xmlns:o="urn:schemas-microsoft-com:office:office" xmlns:r="http://schemas.openxmlformats.org/officeDocument/2006/relationships" xmlns:m="http://schemas.openxmlformats.org/officeDocument/2006/math" xmlns:v="urn:schemas-microsoft-com:vml" xmlns:wp14="http://schemas.microsoft.com/office/word/2010/wordprocessingDrawing" xmlns:wp="http://schemas.openxmlformats.org/drawingml/2006/wordprocessingDrawing" xmlns:w10="urn:schemas-microsoft-com:office:word" xmlns:w="http://schemas.openxmlformats.org/wordprocessingml/2006/main" xmlns:w14="http://schemas.microsoft.com/office/word/2010/wordml" xmlns:w15="http://schemas.microsoft.com/office/word/2012/wordml" xmlns:w16cex="http://schemas.microsoft.com/office/word/2018/wordml/cex" xmlns:w16cid="http://schemas.microsoft.com/office/word/2016/wordml/cid" xmlns:w16="http://schemas.microsoft.com/office/word/2018/wordml" xmlns:w16sdtdh="http://schemas.microsoft.com/office/word/2020/wordml/sdtdatahash" xmlns:w16se="http://schemas.microsoft.com/office/word/2015/wordml/symex" xmlns:wpg="http://schemas.microsoft.com/office/word/2010/wordprocessingGroup" xmlns:wpi="http://schemas.microsoft.com/office/word/2010/wordprocessingInk" xmlns:wne="http://schemas.microsoft.com/office/word/2006/wordml" xmlns:wps="http://schemas.microsoft.com/office/word/2010/wordprocessingShape" mc:Ignorable="w14 w15 w16se w16cid w16 w16cex w16sdtdh wp14">
   <w:tbl>
     <w:tblPr>
       <w:tblW w:w="5000" w:type="pct"/>
@@ -2249,7 +2174,7 @@
 </file>
 
 <file path=word/footnotes.xml><?xml version="1.0" encoding="utf-8"?>
-<w:footnotes xmlns:wpc="http://schemas.microsoft.com/office/word/2010/wordprocessingCanvas" xmlns:cx="http://schemas.microsoft.com/office/drawing/2014/chartex" xmlns:cx1="http://schemas.microsoft.com/office/drawing/2015/9/8/chartex" xmlns:cx2="http://schemas.microsoft.com/office/drawing/2015/10/21/chartex" xmlns:cx3="http://schemas.microsoft.com/office/drawing/2016/5/9/chartex" xmlns:cx4="http://schemas.microsoft.com/office/drawing/2016/5/10/chartex" xmlns:cx5="http://schemas.microsoft.com/office/drawing/2016/5/11/chartex" xmlns:cx6="http://schemas.microsoft.com/office/drawing/2016/5/12/chartex" xmlns:cx7="http://schemas.microsoft.com/office/drawing/2016/5/13/chartex" xmlns:cx8="http://schemas.microsoft.com/office/drawing/2016/5/14/chartex" xmlns:mc="http://schemas.openxmlformats.org/markup-compatibility/2006" xmlns:aink="http://schemas.microsoft.com/office/drawing/2016/ink" xmlns:am3d="http://schemas.microsoft.com/office/drawing/2017/model3d" xmlns:o="urn:schemas-microsoft-com:office:office" xmlns:oel="http://schemas.microsoft.com/office/2019/extlst" xmlns:r="http://schemas.openxmlformats.org/officeDocument/2006/relationships" xmlns:m="http://schemas.openxmlformats.org/officeDocument/2006/math" xmlns:v="urn:schemas-microsoft-com:vml" xmlns:wp14="http://schemas.microsoft.com/office/word/2010/wordprocessingDrawing" xmlns:wp="http://schemas.openxmlformats.org/drawingml/2006/wordprocessingDrawing" xmlns:w10="urn:schemas-microsoft-com:office:word" xmlns:w="http://schemas.openxmlformats.org/wordprocessingml/2006/main" xmlns:w14="http://schemas.microsoft.com/office/word/2010/wordml" xmlns:w15="http://schemas.microsoft.com/office/word/2012/wordml" xmlns:w16cex="http://schemas.microsoft.com/office/word/2018/wordml/cex" xmlns:w16cid="http://schemas.microsoft.com/office/word/2016/wordml/cid" xmlns:w16="http://schemas.microsoft.com/office/word/2018/wordml" xmlns:w16du="http://schemas.microsoft.com/office/word/2023/wordml/word16du" xmlns:w16sdtdh="http://schemas.microsoft.com/office/word/2020/wordml/sdtdatahash" xmlns:w16sdtfl="http://schemas.microsoft.com/office/word/2024/wordml/sdtformatlock" xmlns:w16se="http://schemas.microsoft.com/office/word/2015/wordml/symex" xmlns:wpg="http://schemas.microsoft.com/office/word/2010/wordprocessingGroup" xmlns:wpi="http://schemas.microsoft.com/office/word/2010/wordprocessingInk" xmlns:wne="http://schemas.microsoft.com/office/word/2006/wordml" xmlns:wps="http://schemas.microsoft.com/office/word/2010/wordprocessingShape" mc:Ignorable="w14 w15 w16se w16cid w16 w16cex w16sdtdh w16sdtfl w16du wp14">
+<w:footnotes xmlns:wpc="http://schemas.microsoft.com/office/word/2010/wordprocessingCanvas" xmlns:cx="http://schemas.microsoft.com/office/drawing/2014/chartex" xmlns:cx1="http://schemas.microsoft.com/office/drawing/2015/9/8/chartex" xmlns:cx2="http://schemas.microsoft.com/office/drawing/2015/10/21/chartex" xmlns:cx3="http://schemas.microsoft.com/office/drawing/2016/5/9/chartex" xmlns:cx4="http://schemas.microsoft.com/office/drawing/2016/5/10/chartex" xmlns:cx5="http://schemas.microsoft.com/office/drawing/2016/5/11/chartex" xmlns:cx6="http://schemas.microsoft.com/office/drawing/2016/5/12/chartex" xmlns:cx7="http://schemas.microsoft.com/office/drawing/2016/5/13/chartex" xmlns:cx8="http://schemas.microsoft.com/office/drawing/2016/5/14/chartex" xmlns:mc="http://schemas.openxmlformats.org/markup-compatibility/2006" xmlns:aink="http://schemas.microsoft.com/office/drawing/2016/ink" xmlns:am3d="http://schemas.microsoft.com/office/drawing/2017/model3d" xmlns:o="urn:schemas-microsoft-com:office:office" xmlns:r="http://schemas.openxmlformats.org/officeDocument/2006/relationships" xmlns:m="http://schemas.openxmlformats.org/officeDocument/2006/math" xmlns:v="urn:schemas-microsoft-com:vml" xmlns:wp14="http://schemas.microsoft.com/office/word/2010/wordprocessingDrawing" xmlns:wp="http://schemas.openxmlformats.org/drawingml/2006/wordprocessingDrawing" xmlns:w10="urn:schemas-microsoft-com:office:word" xmlns:w="http://schemas.openxmlformats.org/wordprocessingml/2006/main" xmlns:w14="http://schemas.microsoft.com/office/word/2010/wordml" xmlns:w15="http://schemas.microsoft.com/office/word/2012/wordml" xmlns:w16cex="http://schemas.microsoft.com/office/word/2018/wordml/cex" xmlns:w16cid="http://schemas.microsoft.com/office/word/2016/wordml/cid" xmlns:w16="http://schemas.microsoft.com/office/word/2018/wordml" xmlns:w16sdtdh="http://schemas.microsoft.com/office/word/2020/wordml/sdtdatahash" xmlns:w16se="http://schemas.microsoft.com/office/word/2015/wordml/symex" xmlns:wpg="http://schemas.microsoft.com/office/word/2010/wordprocessingGroup" xmlns:wpi="http://schemas.microsoft.com/office/word/2010/wordprocessingInk" xmlns:wne="http://schemas.microsoft.com/office/word/2006/wordml" xmlns:wps="http://schemas.microsoft.com/office/word/2010/wordprocessingShape" mc:Ignorable="w14 w15 w16se w16cid w16 w16cex w16sdtdh wp14">
   <w:footnote w:type="separator" w:id="-1">
     <w:p>
       <w:pPr>
@@ -2274,7 +2199,7 @@
 </file>
 
 <file path=word/header1.xml><?xml version="1.0" encoding="utf-8"?>
-<w:hdr xmlns:wpc="http://schemas.microsoft.com/office/word/2010/wordprocessingCanvas" xmlns:cx="http://schemas.microsoft.com/office/drawing/2014/chartex" xmlns:cx1="http://schemas.microsoft.com/office/drawing/2015/9/8/chartex" xmlns:cx2="http://schemas.microsoft.com/office/drawing/2015/10/21/chartex" xmlns:cx3="http://schemas.microsoft.com/office/drawing/2016/5/9/chartex" xmlns:cx4="http://schemas.microsoft.com/office/drawing/2016/5/10/chartex" xmlns:cx5="http://schemas.microsoft.com/office/drawing/2016/5/11/chartex" xmlns:cx6="http://schemas.microsoft.com/office/drawing/2016/5/12/chartex" xmlns:cx7="http://schemas.microsoft.com/office/drawing/2016/5/13/chartex" xmlns:cx8="http://schemas.microsoft.com/office/drawing/2016/5/14/chartex" xmlns:mc="http://schemas.openxmlformats.org/markup-compatibility/2006" xmlns:aink="http://schemas.microsoft.com/office/drawing/2016/ink" xmlns:am3d="http://schemas.microsoft.com/office/drawing/2017/model3d" xmlns:o="urn:schemas-microsoft-com:office:office" xmlns:oel="http://schemas.microsoft.com/office/2019/extlst" xmlns:r="http://schemas.openxmlformats.org/officeDocument/2006/relationships" xmlns:m="http://schemas.openxmlformats.org/officeDocument/2006/math" xmlns:v="urn:schemas-microsoft-com:vml" xmlns:wp14="http://schemas.microsoft.com/office/word/2010/wordprocessingDrawing" xmlns:wp="http://schemas.openxmlformats.org/drawingml/2006/wordprocessingDrawing" xmlns:w10="urn:schemas-microsoft-com:office:word" xmlns:w="http://schemas.openxmlformats.org/wordprocessingml/2006/main" xmlns:w14="http://schemas.microsoft.com/office/word/2010/wordml" xmlns:w15="http://schemas.microsoft.com/office/word/2012/wordml" xmlns:w16cex="http://schemas.microsoft.com/office/word/2018/wordml/cex" xmlns:w16cid="http://schemas.microsoft.com/office/word/2016/wordml/cid" xmlns:w16="http://schemas.microsoft.com/office/word/2018/wordml" xmlns:w16du="http://schemas.microsoft.com/office/word/2023/wordml/word16du" xmlns:w16sdtdh="http://schemas.microsoft.com/office/word/2020/wordml/sdtdatahash" xmlns:w16sdtfl="http://schemas.microsoft.com/office/word/2024/wordml/sdtformatlock" xmlns:w16se="http://schemas.microsoft.com/office/word/2015/wordml/symex" xmlns:wpg="http://schemas.microsoft.com/office/word/2010/wordprocessingGroup" xmlns:wpi="http://schemas.microsoft.com/office/word/2010/wordprocessingInk" xmlns:wne="http://schemas.microsoft.com/office/word/2006/wordml" xmlns:wps="http://schemas.microsoft.com/office/word/2010/wordprocessingShape" mc:Ignorable="w14 w15 w16se w16cid w16 w16cex w16sdtdh w16sdtfl w16du wp14">
+<w:hdr xmlns:wpc="http://schemas.microsoft.com/office/word/2010/wordprocessingCanvas" xmlns:cx="http://schemas.microsoft.com/office/drawing/2014/chartex" xmlns:cx1="http://schemas.microsoft.com/office/drawing/2015/9/8/chartex" xmlns:cx2="http://schemas.microsoft.com/office/drawing/2015/10/21/chartex" xmlns:cx3="http://schemas.microsoft.com/office/drawing/2016/5/9/chartex" xmlns:cx4="http://schemas.microsoft.com/office/drawing/2016/5/10/chartex" xmlns:cx5="http://schemas.microsoft.com/office/drawing/2016/5/11/chartex" xmlns:cx6="http://schemas.microsoft.com/office/drawing/2016/5/12/chartex" xmlns:cx7="http://schemas.microsoft.com/office/drawing/2016/5/13/chartex" xmlns:cx8="http://schemas.microsoft.com/office/drawing/2016/5/14/chartex" xmlns:mc="http://schemas.openxmlformats.org/markup-compatibility/2006" xmlns:aink="http://schemas.microsoft.com/office/drawing/2016/ink" xmlns:am3d="http://schemas.microsoft.com/office/drawing/2017/model3d" xmlns:o="urn:schemas-microsoft-com:office:office" xmlns:r="http://schemas.openxmlformats.org/officeDocument/2006/relationships" xmlns:m="http://schemas.openxmlformats.org/officeDocument/2006/math" xmlns:v="urn:schemas-microsoft-com:vml" xmlns:wp14="http://schemas.microsoft.com/office/word/2010/wordprocessingDrawing" xmlns:wp="http://schemas.openxmlformats.org/drawingml/2006/wordprocessingDrawing" xmlns:w10="urn:schemas-microsoft-com:office:word" xmlns:w="http://schemas.openxmlformats.org/wordprocessingml/2006/main" xmlns:w14="http://schemas.microsoft.com/office/word/2010/wordml" xmlns:w15="http://schemas.microsoft.com/office/word/2012/wordml" xmlns:w16cex="http://schemas.microsoft.com/office/word/2018/wordml/cex" xmlns:w16cid="http://schemas.microsoft.com/office/word/2016/wordml/cid" xmlns:w16="http://schemas.microsoft.com/office/word/2018/wordml" xmlns:w16sdtdh="http://schemas.microsoft.com/office/word/2020/wordml/sdtdatahash" xmlns:w16se="http://schemas.microsoft.com/office/word/2015/wordml/symex" xmlns:wpg="http://schemas.microsoft.com/office/word/2010/wordprocessingGroup" xmlns:wpi="http://schemas.microsoft.com/office/word/2010/wordprocessingInk" xmlns:wne="http://schemas.microsoft.com/office/word/2006/wordml" xmlns:wps="http://schemas.microsoft.com/office/word/2010/wordprocessingShape" mc:Ignorable="w14 w15 w16se w16cid w16 w16cex w16sdtdh wp14">
   <w:p>
     <w:pPr>
       <w:ind w:right="-568"/>
@@ -2467,7 +2392,7 @@
 </file>
 
 <file path=word/styles.xml><?xml version="1.0" encoding="utf-8"?>
-<w:styles xmlns:mc="http://schemas.openxmlformats.org/markup-compatibility/2006" xmlns:r="http://schemas.openxmlformats.org/officeDocument/2006/relationships" xmlns:w="http://schemas.openxmlformats.org/wordprocessingml/2006/main" xmlns:w14="http://schemas.microsoft.com/office/word/2010/wordml" xmlns:w15="http://schemas.microsoft.com/office/word/2012/wordml" xmlns:w16cex="http://schemas.microsoft.com/office/word/2018/wordml/cex" xmlns:w16cid="http://schemas.microsoft.com/office/word/2016/wordml/cid" xmlns:w16="http://schemas.microsoft.com/office/word/2018/wordml" xmlns:w16du="http://schemas.microsoft.com/office/word/2023/wordml/word16du" xmlns:w16sdtdh="http://schemas.microsoft.com/office/word/2020/wordml/sdtdatahash" xmlns:w16sdtfl="http://schemas.microsoft.com/office/word/2024/wordml/sdtformatlock" xmlns:w16se="http://schemas.microsoft.com/office/word/2015/wordml/symex" mc:Ignorable="w14 w15 w16se w16cid w16 w16cex w16sdtdh w16sdtfl w16du">
+<w:styles xmlns:mc="http://schemas.openxmlformats.org/markup-compatibility/2006" xmlns:r="http://schemas.openxmlformats.org/officeDocument/2006/relationships" xmlns:w="http://schemas.openxmlformats.org/wordprocessingml/2006/main" xmlns:w14="http://schemas.microsoft.com/office/word/2010/wordml" xmlns:w15="http://schemas.microsoft.com/office/word/2012/wordml" xmlns:w16cex="http://schemas.microsoft.com/office/word/2018/wordml/cex" xmlns:w16cid="http://schemas.microsoft.com/office/word/2016/wordml/cid" xmlns:w16="http://schemas.microsoft.com/office/word/2018/wordml" xmlns:w16sdtdh="http://schemas.microsoft.com/office/word/2020/wordml/sdtdatahash" xmlns:w16se="http://schemas.microsoft.com/office/word/2015/wordml/symex" mc:Ignorable="w14 w15 w16se w16cid w16 w16cex w16sdtdh">
   <w:docDefaults>
     <w:rPrDefault>
       <w:rPr>
@@ -3460,7 +3385,7 @@
 </file>
 
 <file path=word/glossary/document.xml><?xml version="1.0" encoding="utf-8"?>
-<w:glossaryDocument xmlns:wpc="http://schemas.microsoft.com/office/word/2010/wordprocessingCanvas" xmlns:cx="http://schemas.microsoft.com/office/drawing/2014/chartex" xmlns:cx1="http://schemas.microsoft.com/office/drawing/2015/9/8/chartex" xmlns:cx2="http://schemas.microsoft.com/office/drawing/2015/10/21/chartex" xmlns:cx3="http://schemas.microsoft.com/office/drawing/2016/5/9/chartex" xmlns:cx4="http://schemas.microsoft.com/office/drawing/2016/5/10/chartex" xmlns:cx5="http://schemas.microsoft.com/office/drawing/2016/5/11/chartex" xmlns:cx6="http://schemas.microsoft.com/office/drawing/2016/5/12/chartex" xmlns:cx7="http://schemas.microsoft.com/office/drawing/2016/5/13/chartex" xmlns:cx8="http://schemas.microsoft.com/office/drawing/2016/5/14/chartex" xmlns:mc="http://schemas.openxmlformats.org/markup-compatibility/2006" xmlns:aink="http://schemas.microsoft.com/office/drawing/2016/ink" xmlns:am3d="http://schemas.microsoft.com/office/drawing/2017/model3d" xmlns:o="urn:schemas-microsoft-com:office:office" xmlns:oel="http://schemas.microsoft.com/office/2019/extlst" xmlns:r="http://schemas.openxmlformats.org/officeDocument/2006/relationships" xmlns:m="http://schemas.openxmlformats.org/officeDocument/2006/math" xmlns:v="urn:schemas-microsoft-com:vml" xmlns:wp14="http://schemas.microsoft.com/office/word/2010/wordprocessingDrawing" xmlns:wp="http://schemas.openxmlformats.org/drawingml/2006/wordprocessingDrawing" xmlns:w10="urn:schemas-microsoft-com:office:word" xmlns:w="http://schemas.openxmlformats.org/wordprocessingml/2006/main" xmlns:w14="http://schemas.microsoft.com/office/word/2010/wordml" xmlns:w15="http://schemas.microsoft.com/office/word/2012/wordml" xmlns:w16cex="http://schemas.microsoft.com/office/word/2018/wordml/cex" xmlns:w16cid="http://schemas.microsoft.com/office/word/2016/wordml/cid" xmlns:w16="http://schemas.microsoft.com/office/word/2018/wordml" xmlns:w16du="http://schemas.microsoft.com/office/word/2023/wordml/word16du" xmlns:w16sdtdh="http://schemas.microsoft.com/office/word/2020/wordml/sdtdatahash" xmlns:w16sdtfl="http://schemas.microsoft.com/office/word/2024/wordml/sdtformatlock" xmlns:w16se="http://schemas.microsoft.com/office/word/2015/wordml/symex" xmlns:wpg="http://schemas.microsoft.com/office/word/2010/wordprocessingGroup" xmlns:wpi="http://schemas.microsoft.com/office/word/2010/wordprocessingInk" xmlns:wne="http://schemas.microsoft.com/office/word/2006/wordml" xmlns:wps="http://schemas.microsoft.com/office/word/2010/wordprocessingShape" mc:Ignorable="w14 w15 w16se w16cid w16 w16cex w16sdtdh w16sdtfl w16du wp14">
+<w:glossaryDocument xmlns:wpc="http://schemas.microsoft.com/office/word/2010/wordprocessingCanvas" xmlns:cx="http://schemas.microsoft.com/office/drawing/2014/chartex" xmlns:cx1="http://schemas.microsoft.com/office/drawing/2015/9/8/chartex" xmlns:cx2="http://schemas.microsoft.com/office/drawing/2015/10/21/chartex" xmlns:cx3="http://schemas.microsoft.com/office/drawing/2016/5/9/chartex" xmlns:cx4="http://schemas.microsoft.com/office/drawing/2016/5/10/chartex" xmlns:cx5="http://schemas.microsoft.com/office/drawing/2016/5/11/chartex" xmlns:cx6="http://schemas.microsoft.com/office/drawing/2016/5/12/chartex" xmlns:cx7="http://schemas.microsoft.com/office/drawing/2016/5/13/chartex" xmlns:cx8="http://schemas.microsoft.com/office/drawing/2016/5/14/chartex" xmlns:mc="http://schemas.openxmlformats.org/markup-compatibility/2006" xmlns:aink="http://schemas.microsoft.com/office/drawing/2016/ink" xmlns:am3d="http://schemas.microsoft.com/office/drawing/2017/model3d" xmlns:o="urn:schemas-microsoft-com:office:office" xmlns:r="http://schemas.openxmlformats.org/officeDocument/2006/relationships" xmlns:m="http://schemas.openxmlformats.org/officeDocument/2006/math" xmlns:v="urn:schemas-microsoft-com:vml" xmlns:wp14="http://schemas.microsoft.com/office/word/2010/wordprocessingDrawing" xmlns:wp="http://schemas.openxmlformats.org/drawingml/2006/wordprocessingDrawing" xmlns:w10="urn:schemas-microsoft-com:office:word" xmlns:w="http://schemas.openxmlformats.org/wordprocessingml/2006/main" xmlns:w14="http://schemas.microsoft.com/office/word/2010/wordml" xmlns:w15="http://schemas.microsoft.com/office/word/2012/wordml" xmlns:w16cex="http://schemas.microsoft.com/office/word/2018/wordml/cex" xmlns:w16cid="http://schemas.microsoft.com/office/word/2016/wordml/cid" xmlns:w16="http://schemas.microsoft.com/office/word/2018/wordml" xmlns:w16sdtdh="http://schemas.microsoft.com/office/word/2020/wordml/sdtdatahash" xmlns:w16se="http://schemas.microsoft.com/office/word/2015/wordml/symex" xmlns:wpg="http://schemas.microsoft.com/office/word/2010/wordprocessingGroup" xmlns:wpi="http://schemas.microsoft.com/office/word/2010/wordprocessingInk" xmlns:wne="http://schemas.microsoft.com/office/word/2006/wordml" xmlns:wps="http://schemas.microsoft.com/office/word/2010/wordprocessingShape" mc:Ignorable="w14 w15 w16se w16cid w16 w16cex w16sdtdh wp14">
   <w:docParts>
     <w:docPart>
       <w:docPartPr>
@@ -3840,68 +3765,6 @@
     </w:docPart>
     <w:docPart>
       <w:docPartPr>
-        <w:name w:val="C9E448CA6D634387BF113EF791B6DB42"/>
-        <w:category>
-          <w:name w:val="General"/>
-          <w:gallery w:val="placeholder"/>
-        </w:category>
-        <w:types>
-          <w:type w:val="bbPlcHdr"/>
-        </w:types>
-        <w:behaviors>
-          <w:behavior w:val="content"/>
-        </w:behaviors>
-        <w:guid w:val="{F442965D-4091-463F-A70A-F44386E07373}"/>
-      </w:docPartPr>
-      <w:docPartBody>
-        <w:p>
-          <w:pPr>
-            <w:pStyle w:val="C9E448CA6D634387BF113EF791B6DB42"/>
-          </w:pPr>
-          <w:r>
-            <w:rPr>
-              <w:rStyle w:val="Textodelmarcadordeposicin"/>
-              <w:sz w:val="16"/>
-              <w:szCs w:val="16"/>
-            </w:rPr>
-            <w:t>Haga clic o pulse aquí para escribir texto.</w:t>
-          </w:r>
-        </w:p>
-      </w:docPartBody>
-    </w:docPart>
-    <w:docPart>
-      <w:docPartPr>
-        <w:name w:val="E43E9A6F2F52471C856163D6F3FF4FC5"/>
-        <w:category>
-          <w:name w:val="General"/>
-          <w:gallery w:val="placeholder"/>
-        </w:category>
-        <w:types>
-          <w:type w:val="bbPlcHdr"/>
-        </w:types>
-        <w:behaviors>
-          <w:behavior w:val="content"/>
-        </w:behaviors>
-        <w:guid w:val="{12FE3C8F-07BB-4092-B7CE-0ABEBABE1900}"/>
-      </w:docPartPr>
-      <w:docPartBody>
-        <w:p>
-          <w:pPr>
-            <w:pStyle w:val="E43E9A6F2F52471C856163D6F3FF4FC5"/>
-          </w:pPr>
-          <w:r>
-            <w:rPr>
-              <w:rStyle w:val="Textodelmarcadordeposicin"/>
-              <w:sz w:val="16"/>
-              <w:szCs w:val="16"/>
-            </w:rPr>
-            <w:t>Haga clic aquí o pulse para escribir una fecha.</w:t>
-          </w:r>
-        </w:p>
-      </w:docPartBody>
-    </w:docPart>
-    <w:docPart>
-      <w:docPartPr>
         <w:name w:val="5383FA53427D4D1C86D5838520B7078F"/>
         <w:category>
           <w:name w:val="General"/>
@@ -3967,8 +3830,9 @@
 </file>
 
 <file path=word/glossary/fontTable.xml><?xml version="1.0" encoding="utf-8"?>
-<w:fonts xmlns:mc="http://schemas.openxmlformats.org/markup-compatibility/2006" xmlns:r="http://schemas.openxmlformats.org/officeDocument/2006/relationships" xmlns:w="http://schemas.openxmlformats.org/wordprocessingml/2006/main" xmlns:w14="http://schemas.microsoft.com/office/word/2010/wordml" xmlns:w15="http://schemas.microsoft.com/office/word/2012/wordml" xmlns:w16cex="http://schemas.microsoft.com/office/word/2018/wordml/cex" xmlns:w16cid="http://schemas.microsoft.com/office/word/2016/wordml/cid" xmlns:w16="http://schemas.microsoft.com/office/word/2018/wordml" xmlns:w16du="http://schemas.microsoft.com/office/word/2023/wordml/word16du" xmlns:w16sdtdh="http://schemas.microsoft.com/office/word/2020/wordml/sdtdatahash" xmlns:w16sdtfl="http://schemas.microsoft.com/office/word/2024/wordml/sdtformatlock" xmlns:w16se="http://schemas.microsoft.com/office/word/2015/wordml/symex" mc:Ignorable="w14 w15 w16se w16cid w16 w16cex w16sdtdh w16sdtfl w16du">
+<w:fonts xmlns:mc="http://schemas.openxmlformats.org/markup-compatibility/2006" xmlns:r="http://schemas.openxmlformats.org/officeDocument/2006/relationships" xmlns:w="http://schemas.openxmlformats.org/wordprocessingml/2006/main" xmlns:w14="http://schemas.microsoft.com/office/word/2010/wordml" xmlns:w15="http://schemas.microsoft.com/office/word/2012/wordml" xmlns:w16cex="http://schemas.microsoft.com/office/word/2018/wordml/cex" xmlns:w16cid="http://schemas.microsoft.com/office/word/2016/wordml/cid" xmlns:w16="http://schemas.microsoft.com/office/word/2018/wordml" xmlns:w16sdtdh="http://schemas.microsoft.com/office/word/2020/wordml/sdtdatahash" xmlns:w16se="http://schemas.microsoft.com/office/word/2015/wordml/symex" mc:Ignorable="w14 w15 w16se w16cid w16 w16cex w16sdtdh">
   <w:font w:name="Aptos">
+    <w:altName w:val="Calibri"/>
     <w:charset w:val="00"/>
     <w:family w:val="swiss"/>
     <w:pitch w:val="variable"/>
@@ -3982,6 +3846,7 @@
     <w:sig w:usb0="E0002EFF" w:usb1="C000785B" w:usb2="00000009" w:usb3="00000000" w:csb0="000001FF" w:csb1="00000000"/>
   </w:font>
   <w:font w:name="Aptos Display">
+    <w:altName w:val="Calibri"/>
     <w:charset w:val="00"/>
     <w:family w:val="swiss"/>
     <w:pitch w:val="variable"/>
@@ -3999,13 +3864,20 @@
     <w:charset w:val="00"/>
     <w:family w:val="swiss"/>
     <w:pitch w:val="variable"/>
-    <w:sig w:usb0="E4002EFF" w:usb1="C000247B" w:usb2="00000009" w:usb3="00000000" w:csb0="000001FF" w:csb1="00000000"/>
+    <w:sig w:usb0="E4002EFF" w:usb1="C200247B" w:usb2="00000009" w:usb3="00000000" w:csb0="000001FF" w:csb1="00000000"/>
+  </w:font>
+  <w:font w:name="Calibri Light">
+    <w:panose1 w:val="020F0302020204030204"/>
+    <w:charset w:val="00"/>
+    <w:family w:val="swiss"/>
+    <w:pitch w:val="variable"/>
+    <w:sig w:usb0="E4002EFF" w:usb1="C200247B" w:usb2="00000009" w:usb3="00000000" w:csb0="000001FF" w:csb1="00000000"/>
   </w:font>
 </w:fonts>
 </file>
 
 <file path=word/glossary/settings.xml><?xml version="1.0" encoding="utf-8"?>
-<w:settings xmlns:mc="http://schemas.openxmlformats.org/markup-compatibility/2006" xmlns:o="urn:schemas-microsoft-com:office:office" xmlns:r="http://schemas.openxmlformats.org/officeDocument/2006/relationships" xmlns:m="http://schemas.openxmlformats.org/officeDocument/2006/math" xmlns:v="urn:schemas-microsoft-com:vml" xmlns:w10="urn:schemas-microsoft-com:office:word" xmlns:w="http://schemas.openxmlformats.org/wordprocessingml/2006/main" xmlns:w14="http://schemas.microsoft.com/office/word/2010/wordml" xmlns:w15="http://schemas.microsoft.com/office/word/2012/wordml" xmlns:w16cex="http://schemas.microsoft.com/office/word/2018/wordml/cex" xmlns:w16cid="http://schemas.microsoft.com/office/word/2016/wordml/cid" xmlns:w16="http://schemas.microsoft.com/office/word/2018/wordml" xmlns:w16du="http://schemas.microsoft.com/office/word/2023/wordml/word16du" xmlns:w16sdtdh="http://schemas.microsoft.com/office/word/2020/wordml/sdtdatahash" xmlns:w16sdtfl="http://schemas.microsoft.com/office/word/2024/wordml/sdtformatlock" xmlns:w16se="http://schemas.microsoft.com/office/word/2015/wordml/symex" xmlns:sl="http://schemas.openxmlformats.org/schemaLibrary/2006/main" mc:Ignorable="w14 w15 w16se w16cid w16 w16cex w16sdtdh w16sdtfl w16du">
+<w:settings xmlns:mc="http://schemas.openxmlformats.org/markup-compatibility/2006" xmlns:o="urn:schemas-microsoft-com:office:office" xmlns:r="http://schemas.openxmlformats.org/officeDocument/2006/relationships" xmlns:m="http://schemas.openxmlformats.org/officeDocument/2006/math" xmlns:v="urn:schemas-microsoft-com:vml" xmlns:w10="urn:schemas-microsoft-com:office:word" xmlns:w="http://schemas.openxmlformats.org/wordprocessingml/2006/main" xmlns:w14="http://schemas.microsoft.com/office/word/2010/wordml" xmlns:w15="http://schemas.microsoft.com/office/word/2012/wordml" xmlns:w16cex="http://schemas.microsoft.com/office/word/2018/wordml/cex" xmlns:w16cid="http://schemas.microsoft.com/office/word/2016/wordml/cid" xmlns:w16="http://schemas.microsoft.com/office/word/2018/wordml" xmlns:w16sdtdh="http://schemas.microsoft.com/office/word/2020/wordml/sdtdatahash" xmlns:w16se="http://schemas.microsoft.com/office/word/2015/wordml/symex" xmlns:sl="http://schemas.openxmlformats.org/schemaLibrary/2006/main" mc:Ignorable="w14 w15 w16se w16cid w16 w16cex w16sdtdh">
   <w:view w:val="normal"/>
   <w:defaultTabStop w:val="708"/>
   <w:hyphenationZone w:val="425"/>
@@ -4048,7 +3920,7 @@
 </file>
 
 <file path=word/glossary/styles.xml><?xml version="1.0" encoding="utf-8"?>
-<w:styles xmlns:mc="http://schemas.openxmlformats.org/markup-compatibility/2006" xmlns:r="http://schemas.openxmlformats.org/officeDocument/2006/relationships" xmlns:w="http://schemas.openxmlformats.org/wordprocessingml/2006/main" xmlns:w14="http://schemas.microsoft.com/office/word/2010/wordml" xmlns:w15="http://schemas.microsoft.com/office/word/2012/wordml" xmlns:w16cex="http://schemas.microsoft.com/office/word/2018/wordml/cex" xmlns:w16cid="http://schemas.microsoft.com/office/word/2016/wordml/cid" xmlns:w16="http://schemas.microsoft.com/office/word/2018/wordml" xmlns:w16du="http://schemas.microsoft.com/office/word/2023/wordml/word16du" xmlns:w16sdtdh="http://schemas.microsoft.com/office/word/2020/wordml/sdtdatahash" xmlns:w16sdtfl="http://schemas.microsoft.com/office/word/2024/wordml/sdtformatlock" xmlns:w16se="http://schemas.microsoft.com/office/word/2015/wordml/symex" mc:Ignorable="w14 w15 w16se w16cid w16 w16cex w16sdtdh w16sdtfl w16du">
+<w:styles xmlns:mc="http://schemas.openxmlformats.org/markup-compatibility/2006" xmlns:r="http://schemas.openxmlformats.org/officeDocument/2006/relationships" xmlns:w="http://schemas.openxmlformats.org/wordprocessingml/2006/main" xmlns:w14="http://schemas.microsoft.com/office/word/2010/wordml" xmlns:w15="http://schemas.microsoft.com/office/word/2012/wordml" xmlns:w16cex="http://schemas.microsoft.com/office/word/2018/wordml/cex" xmlns:w16cid="http://schemas.microsoft.com/office/word/2016/wordml/cid" xmlns:w16="http://schemas.microsoft.com/office/word/2018/wordml" xmlns:w16sdtdh="http://schemas.microsoft.com/office/word/2020/wordml/sdtdatahash" xmlns:w16se="http://schemas.microsoft.com/office/word/2015/wordml/symex" mc:Ignorable="w14 w15 w16se w16cid w16 w16cex w16sdtdh">
   <w:docDefaults>
     <w:rPrDefault>
       <w:rPr>
@@ -4517,12 +4389,6 @@
   <w:style w:type="paragraph" w:customStyle="1" w:styleId="3901F6B4A6494C799324E594F1D6C37F">
     <w:name w:val="3901F6B4A6494C799324E594F1D6C37F"/>
   </w:style>
-  <w:style w:type="paragraph" w:customStyle="1" w:styleId="C9E448CA6D634387BF113EF791B6DB42">
-    <w:name w:val="C9E448CA6D634387BF113EF791B6DB42"/>
-  </w:style>
-  <w:style w:type="paragraph" w:customStyle="1" w:styleId="E43E9A6F2F52471C856163D6F3FF4FC5">
-    <w:name w:val="E43E9A6F2F52471C856163D6F3FF4FC5"/>
-  </w:style>
   <w:style w:type="paragraph" w:customStyle="1" w:styleId="5383FA53427D4D1C86D5838520B7078F">
     <w:name w:val="5383FA53427D4D1C86D5838520B7078F"/>
   </w:style>
@@ -4533,7 +4399,7 @@
 </file>
 
 <file path=word/glossary/webSettings.xml><?xml version="1.0" encoding="utf-8"?>
-<w:webSettings xmlns:mc="http://schemas.openxmlformats.org/markup-compatibility/2006" xmlns:r="http://schemas.openxmlformats.org/officeDocument/2006/relationships" xmlns:w="http://schemas.openxmlformats.org/wordprocessingml/2006/main" xmlns:w14="http://schemas.microsoft.com/office/word/2010/wordml" xmlns:w15="http://schemas.microsoft.com/office/word/2012/wordml" xmlns:w16cex="http://schemas.microsoft.com/office/word/2018/wordml/cex" xmlns:w16cid="http://schemas.microsoft.com/office/word/2016/wordml/cid" xmlns:w16="http://schemas.microsoft.com/office/word/2018/wordml" xmlns:w16du="http://schemas.microsoft.com/office/word/2023/wordml/word16du" xmlns:w16sdtdh="http://schemas.microsoft.com/office/word/2020/wordml/sdtdatahash" xmlns:w16sdtfl="http://schemas.microsoft.com/office/word/2024/wordml/sdtformatlock" xmlns:w16se="http://schemas.microsoft.com/office/word/2015/wordml/symex" mc:Ignorable="w14 w15 w16se w16cid w16 w16cex w16sdtdh w16sdtfl w16du">
+<w:webSettings xmlns:mc="http://schemas.openxmlformats.org/markup-compatibility/2006" xmlns:r="http://schemas.openxmlformats.org/officeDocument/2006/relationships" xmlns:w="http://schemas.openxmlformats.org/wordprocessingml/2006/main" xmlns:w14="http://schemas.microsoft.com/office/word/2010/wordml" xmlns:w15="http://schemas.microsoft.com/office/word/2012/wordml" xmlns:w16cex="http://schemas.microsoft.com/office/word/2018/wordml/cex" xmlns:w16cid="http://schemas.microsoft.com/office/word/2016/wordml/cid" xmlns:w16="http://schemas.microsoft.com/office/word/2018/wordml" xmlns:w16sdtdh="http://schemas.microsoft.com/office/word/2020/wordml/sdtdatahash" xmlns:w16se="http://schemas.microsoft.com/office/word/2015/wordml/symex" mc:Ignorable="w14 w15 w16se w16cid w16 w16cex w16sdtdh">
   <w:optimizeForBrowser/>
   <w:allowPNG/>
 </w:webSettings>

--- a/backend_flask/plantillas_word/Anexo V Solicitud inicio FFE-actualizado.docx
+++ b/backend_flask/plantillas_word/Anexo V Solicitud inicio FFE-actualizado.docx
@@ -1389,42 +1389,13 @@
         </w:rPr>
         <w:t xml:space="preserve">DIRECCIÓN PROVINCIAL DE EDUCACIÓN DE </w:t>
       </w:r>
-      <w:sdt>
-        <w:sdtPr>
-          <w:rPr>
-            <w:b/>
-            <w:bCs/>
-          </w:rPr>
-          <w:id w:val="-1755588329"/>
-          <w:placeholder>
-            <w:docPart w:val="0547051863C04582AAC7FC4258E07B08"/>
-          </w:placeholder>
-          <w:showingPlcHdr/>
-          <w:dropDownList>
-            <w:listItem w:value="Elija un elemento."/>
-            <w:listItem w:displayText="ÁVILA" w:value="ÁVILA"/>
-            <w:listItem w:displayText="BURGOS" w:value="BURGOS"/>
-            <w:listItem w:displayText="LEÓN" w:value="LEÓN"/>
-            <w:listItem w:displayText="PALENCIA" w:value="PALENCIA"/>
-            <w:listItem w:displayText="SALAMANCA" w:value="SALAMANCA"/>
-            <w:listItem w:displayText="SEGOVIA" w:value="SEGOVIA"/>
-            <w:listItem w:displayText="SORIA" w:value="SORIA"/>
-            <w:listItem w:displayText="VALLADOLID" w:value="VALLADOLID"/>
-            <w:listItem w:displayText="ZAMORA" w:value="ZAMORA"/>
-          </w:dropDownList>
-        </w:sdtPr>
-        <w:sdtEndPr/>
-        <w:sdtContent>
-          <w:r>
-            <w:rPr>
-              <w:rStyle w:val="Textodelmarcadordeposicin"/>
-              <w:sz w:val="16"/>
-              <w:szCs w:val="16"/>
-            </w:rPr>
-            <w:t>Elija un elemento.</w:t>
-          </w:r>
-        </w:sdtContent>
-      </w:sdt>
+      <w:r>
+        <w:rPr>
+          <w:b/>
+          <w:bCs/>
+        </w:rPr>
+        <w:t>[CENTRO_PROVINCIA]</w:t>
+      </w:r>
     </w:p>
     <w:p>
       <w:pPr>
@@ -3794,37 +3765,6 @@
         </w:p>
       </w:docPartBody>
     </w:docPart>
-    <w:docPart>
-      <w:docPartPr>
-        <w:name w:val="0547051863C04582AAC7FC4258E07B08"/>
-        <w:category>
-          <w:name w:val="General"/>
-          <w:gallery w:val="placeholder"/>
-        </w:category>
-        <w:types>
-          <w:type w:val="bbPlcHdr"/>
-        </w:types>
-        <w:behaviors>
-          <w:behavior w:val="content"/>
-        </w:behaviors>
-        <w:guid w:val="{7576312E-B6A3-45EC-A363-68FED678143B}"/>
-      </w:docPartPr>
-      <w:docPartBody>
-        <w:p>
-          <w:pPr>
-            <w:pStyle w:val="0547051863C04582AAC7FC4258E07B08"/>
-          </w:pPr>
-          <w:r>
-            <w:rPr>
-              <w:rStyle w:val="Textodelmarcadordeposicin"/>
-              <w:sz w:val="16"/>
-              <w:szCs w:val="16"/>
-            </w:rPr>
-            <w:t>Elija un elemento.</w:t>
-          </w:r>
-        </w:p>
-      </w:docPartBody>
-    </w:docPart>
   </w:docParts>
 </w:glossaryDocument>
 </file>
